--- a/Articles/The Geopolitics of Supply Chains Lessons from the Russia-Ukraine Conflict and the Path to Resilience/PrashantRanjan_GeopoliticsOfSupplyChains.docx
+++ b/Articles/The Geopolitics of Supply Chains Lessons from the Russia-Ukraine Conflict and the Path to Resilience/PrashantRanjan_GeopoliticsOfSupplyChains.docx
@@ -70,23 +70,7 @@
           <w:b/>
           <w:bCs/>
         </w:rPr>
-        <w:t xml:space="preserve"> </w:t>
-      </w:r>
-      <w:r>
-        <w:rPr>
-          <w:rFonts w:ascii="Times New Roman" w:hAnsi="Times New Roman" w:cs="Times New Roman"/>
-          <w:b/>
-          <w:bCs/>
-        </w:rPr>
-        <w:t>Name:</w:t>
-      </w:r>
-      <w:r>
-        <w:rPr>
-          <w:rFonts w:ascii="Times New Roman" w:hAnsi="Times New Roman" w:cs="Times New Roman"/>
-          <w:b/>
-          <w:bCs/>
-        </w:rPr>
-        <w:t xml:space="preserve"> Prashant Ranjan</w:t>
+        <w:t xml:space="preserve"> Name: Prashant Ranjan</w:t>
       </w:r>
     </w:p>
     <w:p>
@@ -119,15 +103,7 @@
           <w:b/>
           <w:bCs/>
         </w:rPr>
-        <w:t>Institution Name:</w:t>
-      </w:r>
-      <w:r>
-        <w:rPr>
-          <w:rFonts w:ascii="Times New Roman" w:hAnsi="Times New Roman" w:cs="Times New Roman"/>
-          <w:b/>
-          <w:bCs/>
-        </w:rPr>
-        <w:t xml:space="preserve"> </w:t>
+        <w:t xml:space="preserve">Institution Name: </w:t>
       </w:r>
       <w:r>
         <w:rPr>
@@ -167,16 +143,7 @@
           <w:b/>
           <w:bCs/>
         </w:rPr>
-        <w:t>Rajiv Gandhi Institute of Petroleum Technolog</w:t>
-      </w:r>
-      <w:r>
-        <w:rPr>
-          <w:rStyle w:val="Hyperlink"/>
-          <w:rFonts w:ascii="Times New Roman" w:hAnsi="Times New Roman" w:cs="Times New Roman"/>
-          <w:b/>
-          <w:bCs/>
-        </w:rPr>
-        <w:t>y</w:t>
+        <w:t>Rajiv Gandhi Institute of Petroleum Technology</w:t>
       </w:r>
     </w:p>
     <w:p>
@@ -220,13 +187,7 @@
         <w:rPr>
           <w:rFonts w:ascii="Times New Roman" w:hAnsi="Times New Roman" w:cs="Times New Roman"/>
         </w:rPr>
-        <w:t xml:space="preserve"> </w:t>
-      </w:r>
-      <w:r>
-        <w:rPr>
-          <w:rFonts w:ascii="Times New Roman" w:hAnsi="Times New Roman" w:cs="Times New Roman"/>
-        </w:rPr>
-        <w:t>24MC3035@rgipt.ac.in</w:t>
+        <w:t xml:space="preserve"> 24MC3035@rgipt.ac.in</w:t>
       </w:r>
       <w:r>
         <w:rPr>
@@ -247,13 +208,7 @@
         <w:rPr>
           <w:rFonts w:ascii="Times New Roman" w:hAnsi="Times New Roman" w:cs="Times New Roman"/>
         </w:rPr>
-        <w:t xml:space="preserve"> +91-</w:t>
-      </w:r>
-      <w:r>
-        <w:rPr>
-          <w:rFonts w:ascii="Times New Roman" w:hAnsi="Times New Roman" w:cs="Times New Roman"/>
-        </w:rPr>
-        <w:t>7307192171</w:t>
+        <w:t xml:space="preserve"> +91-7307192171</w:t>
       </w:r>
     </w:p>
     <w:p>
@@ -281,7 +236,7 @@
         </w:rPr>
         <w:lastRenderedPageBreak/>
         <w:pict w14:anchorId="63693AD9">
-          <v:rect id="_x0000_i1091" style="width:0;height:1.5pt" o:hralign="center" o:hrstd="t" o:hr="t" fillcolor="#a0a0a0" stroked="f"/>
+          <v:rect id="_x0000_i1025" style="width:0;height:1.5pt" o:hralign="center" o:hrstd="t" o:hr="t" fillcolor="#a0a0a0" stroked="f"/>
         </w:pict>
       </w:r>
     </w:p>
@@ -313,7 +268,7 @@
           <w:rFonts w:ascii="Times New Roman" w:hAnsi="Times New Roman" w:cs="Times New Roman"/>
         </w:rPr>
         <w:pict w14:anchorId="57038294">
-          <v:rect id="_x0000_i1092" style="width:0;height:1.5pt" o:hralign="center" o:hrstd="t" o:hr="t" fillcolor="#a0a0a0" stroked="f"/>
+          <v:rect id="_x0000_i1026" style="width:0;height:1.5pt" o:hralign="center" o:hrstd="t" o:hr="t" fillcolor="#a0a0a0" stroked="f"/>
         </w:pict>
       </w:r>
     </w:p>
@@ -400,7 +355,19 @@
         <w:rPr>
           <w:rFonts w:ascii="Times New Roman" w:hAnsi="Times New Roman" w:cs="Times New Roman"/>
         </w:rPr>
-        <w:t xml:space="preserve"> have nosedived—from supplying </w:t>
+        <w:t xml:space="preserve"> have nosedived</w:t>
+      </w:r>
+      <w:r>
+        <w:rPr>
+          <w:rFonts w:ascii="Times New Roman" w:hAnsi="Times New Roman" w:cs="Times New Roman"/>
+        </w:rPr>
+        <w:t xml:space="preserve"> </w:t>
+      </w:r>
+      <w:r>
+        <w:rPr>
+          <w:rFonts w:ascii="Times New Roman" w:hAnsi="Times New Roman" w:cs="Times New Roman"/>
+        </w:rPr>
+        <w:t xml:space="preserve">from supplying </w:t>
       </w:r>
       <w:r>
         <w:rPr>
@@ -414,7 +381,13 @@
         <w:rPr>
           <w:rFonts w:ascii="Times New Roman" w:hAnsi="Times New Roman" w:cs="Times New Roman"/>
         </w:rPr>
-        <w:t xml:space="preserve">—causing severe </w:t>
+        <w:t xml:space="preserve"> </w:t>
+      </w:r>
+      <w:r>
+        <w:rPr>
+          <w:rFonts w:ascii="Times New Roman" w:hAnsi="Times New Roman" w:cs="Times New Roman"/>
+        </w:rPr>
+        <w:t xml:space="preserve">causing severe </w:t>
       </w:r>
       <w:r>
         <w:rPr>
@@ -478,7 +451,39 @@
           <w:b/>
           <w:bCs/>
         </w:rPr>
-        <w:t>neon gas shortages—essential for semiconductor lithography—have crippled up to 90% of the supply chain</w:t>
+        <w:t>neon gas shortages</w:t>
+      </w:r>
+      <w:r>
+        <w:rPr>
+          <w:rFonts w:ascii="Times New Roman" w:hAnsi="Times New Roman" w:cs="Times New Roman"/>
+          <w:b/>
+          <w:bCs/>
+        </w:rPr>
+        <w:t xml:space="preserve"> </w:t>
+      </w:r>
+      <w:r>
+        <w:rPr>
+          <w:rFonts w:ascii="Times New Roman" w:hAnsi="Times New Roman" w:cs="Times New Roman"/>
+          <w:b/>
+          <w:bCs/>
+        </w:rPr>
+        <w:t>essential for semiconductor lithography</w:t>
+      </w:r>
+      <w:r>
+        <w:rPr>
+          <w:rFonts w:ascii="Times New Roman" w:hAnsi="Times New Roman" w:cs="Times New Roman"/>
+          <w:b/>
+          <w:bCs/>
+        </w:rPr>
+        <w:t xml:space="preserve"> </w:t>
+      </w:r>
+      <w:r>
+        <w:rPr>
+          <w:rFonts w:ascii="Times New Roman" w:hAnsi="Times New Roman" w:cs="Times New Roman"/>
+          <w:b/>
+          <w:bCs/>
+        </w:rPr>
+        <w:t>have crippled up to 90% of the supply chain</w:t>
       </w:r>
       <w:r>
         <w:rPr>
@@ -679,7 +684,7 @@
           <w:rFonts w:ascii="Times New Roman" w:hAnsi="Times New Roman" w:cs="Times New Roman"/>
         </w:rPr>
         <w:pict w14:anchorId="3CB5493F">
-          <v:rect id="_x0000_i1093" style="width:0;height:1.5pt" o:hralign="center" o:hrstd="t" o:hr="t" fillcolor="#a0a0a0" stroked="f"/>
+          <v:rect id="_x0000_i1027" style="width:0;height:1.5pt" o:hralign="center" o:hrstd="t" o:hr="t" fillcolor="#a0a0a0" stroked="f"/>
         </w:pict>
       </w:r>
     </w:p>
@@ -913,7 +918,39 @@
           <w:b/>
           <w:bCs/>
         </w:rPr>
-        <w:t>Ukraine—once among the world's largest wheat exporters—saw a 50% collapse in grain exports</w:t>
+        <w:t>Ukraine</w:t>
+      </w:r>
+      <w:r>
+        <w:rPr>
+          <w:rFonts w:ascii="Times New Roman" w:hAnsi="Times New Roman" w:cs="Times New Roman"/>
+          <w:b/>
+          <w:bCs/>
+        </w:rPr>
+        <w:t xml:space="preserve"> </w:t>
+      </w:r>
+      <w:r>
+        <w:rPr>
+          <w:rFonts w:ascii="Times New Roman" w:hAnsi="Times New Roman" w:cs="Times New Roman"/>
+          <w:b/>
+          <w:bCs/>
+        </w:rPr>
+        <w:t>once among the world's largest wheat exporters</w:t>
+      </w:r>
+      <w:r>
+        <w:rPr>
+          <w:rFonts w:ascii="Times New Roman" w:hAnsi="Times New Roman" w:cs="Times New Roman"/>
+          <w:b/>
+          <w:bCs/>
+        </w:rPr>
+        <w:t xml:space="preserve"> </w:t>
+      </w:r>
+      <w:r>
+        <w:rPr>
+          <w:rFonts w:ascii="Times New Roman" w:hAnsi="Times New Roman" w:cs="Times New Roman"/>
+          <w:b/>
+          <w:bCs/>
+        </w:rPr>
+        <w:t>saw a 50% collapse in grain exports</w:t>
       </w:r>
       <w:r>
         <w:rPr>
@@ -1110,7 +1147,7 @@
           <w:rFonts w:ascii="Times New Roman" w:hAnsi="Times New Roman" w:cs="Times New Roman"/>
         </w:rPr>
         <w:pict w14:anchorId="11C7DBCB">
-          <v:rect id="_x0000_i1094" style="width:0;height:1.5pt" o:hralign="center" o:hrstd="t" o:hr="t" fillcolor="#a0a0a0" stroked="f"/>
+          <v:rect id="_x0000_i1028" style="width:0;height:1.5pt" o:hralign="center" o:hrstd="t" o:hr="t" fillcolor="#a0a0a0" stroked="f"/>
         </w:pict>
       </w:r>
     </w:p>
@@ -1279,7 +1316,31 @@
         <w:rPr>
           <w:rFonts w:ascii="Times New Roman" w:hAnsi="Times New Roman" w:cs="Times New Roman"/>
         </w:rPr>
-        <w:t>: The dominance of China in rare earth processing—controlling approximately 85% of the global supply—poses a significant risk to technology, renewable energy, and defense industries. These materials are essential for semiconductors, electric vehicle batteries, and military applications. Rising geopolitical tensions, including U.S.-China trade restrictions, have prompted countries to secure alternative sources, such as rare earth mining initiatives in Australia and the EU's push for local refining capacity (Tooze, 2023).</w:t>
+        <w:t>: The dominance of China in rare earth processing</w:t>
+      </w:r>
+      <w:r>
+        <w:rPr>
+          <w:rFonts w:ascii="Times New Roman" w:hAnsi="Times New Roman" w:cs="Times New Roman"/>
+        </w:rPr>
+        <w:t xml:space="preserve"> </w:t>
+      </w:r>
+      <w:r>
+        <w:rPr>
+          <w:rFonts w:ascii="Times New Roman" w:hAnsi="Times New Roman" w:cs="Times New Roman"/>
+        </w:rPr>
+        <w:t>controlling approximately 85% of the global supply</w:t>
+      </w:r>
+      <w:r>
+        <w:rPr>
+          <w:rFonts w:ascii="Times New Roman" w:hAnsi="Times New Roman" w:cs="Times New Roman"/>
+        </w:rPr>
+        <w:t xml:space="preserve"> </w:t>
+      </w:r>
+      <w:r>
+        <w:rPr>
+          <w:rFonts w:ascii="Times New Roman" w:hAnsi="Times New Roman" w:cs="Times New Roman"/>
+        </w:rPr>
+        <w:t>poses a significant risk to technology, renewable energy, and defense industries. These materials are essential for semiconductors, electric vehicle batteries, and military applications. Rising geopolitical tensions, including U.S.-China trade restrictions, have prompted countries to secure alternative sources, such as rare earth mining initiatives in Australia and the EU's push for local refining capacity (Tooze, 2023).</w:t>
       </w:r>
     </w:p>
     <w:p>
@@ -1327,7 +1388,7 @@
           <w:rFonts w:ascii="Times New Roman" w:hAnsi="Times New Roman" w:cs="Times New Roman"/>
         </w:rPr>
         <w:pict w14:anchorId="3B47AF6C">
-          <v:rect id="_x0000_i1095" style="width:0;height:1.5pt" o:hralign="center" o:hrstd="t" o:hr="t" fillcolor="#a0a0a0" stroked="f"/>
+          <v:rect id="_x0000_i1029" style="width:0;height:1.5pt" o:hralign="center" o:hrstd="t" o:hr="t" fillcolor="#a0a0a0" stroked="f"/>
         </w:pict>
       </w:r>
     </w:p>
@@ -1643,7 +1704,7 @@
           <w:rFonts w:ascii="Times New Roman" w:hAnsi="Times New Roman" w:cs="Times New Roman"/>
         </w:rPr>
         <w:pict w14:anchorId="4821904F">
-          <v:rect id="_x0000_i1096" style="width:0;height:1.5pt" o:hralign="center" o:hrstd="t" o:hr="t" fillcolor="#a0a0a0" stroked="f"/>
+          <v:rect id="_x0000_i1030" style="width:0;height:1.5pt" o:hralign="center" o:hrstd="t" o:hr="t" fillcolor="#a0a0a0" stroked="f"/>
         </w:pict>
       </w:r>
     </w:p>
@@ -1738,7 +1799,21 @@
           <w:rStyle w:val="Strong"/>
           <w:rFonts w:eastAsiaTheme="majorEastAsia"/>
         </w:rPr>
-        <w:t>steep decline in Russian gas imports—from 45% to just 17% of the EU’s supply</w:t>
+        <w:t>steep decline in Russian gas imports</w:t>
+      </w:r>
+      <w:r>
+        <w:rPr>
+          <w:rStyle w:val="Strong"/>
+          <w:rFonts w:eastAsiaTheme="majorEastAsia"/>
+        </w:rPr>
+        <w:t xml:space="preserve"> </w:t>
+      </w:r>
+      <w:r>
+        <w:rPr>
+          <w:rStyle w:val="Strong"/>
+          <w:rFonts w:eastAsiaTheme="majorEastAsia"/>
+        </w:rPr>
+        <w:t>from 45% to just 17% of the EU’s supply</w:t>
       </w:r>
       <w:r>
         <w:t xml:space="preserve">. This abrupt contraction, coupled with </w:t>
@@ -2204,7 +2279,21 @@
           <w:rStyle w:val="Strong"/>
           <w:rFonts w:eastAsiaTheme="majorEastAsia"/>
         </w:rPr>
-        <w:t>Xinjiang, China, remains a focal point in global forced labor concerns, particularly within the polysilicon supply chain—an essential material for solar panel production.</w:t>
+        <w:t>Xinjiang, China, remains a focal point in global forced labor concerns, particularly within the polysilicon supply chain</w:t>
+      </w:r>
+      <w:r>
+        <w:rPr>
+          <w:rStyle w:val="Strong"/>
+          <w:rFonts w:eastAsiaTheme="majorEastAsia"/>
+        </w:rPr>
+        <w:t xml:space="preserve"> </w:t>
+      </w:r>
+      <w:r>
+        <w:rPr>
+          <w:rStyle w:val="Strong"/>
+          <w:rFonts w:eastAsiaTheme="majorEastAsia"/>
+        </w:rPr>
+        <w:t>an essential material for solar panel production.</w:t>
       </w:r>
       <w:r>
         <w:t xml:space="preserve"> Reports indicate that </w:t>
@@ -2291,7 +2380,7 @@
           <w:rFonts w:ascii="Times New Roman" w:hAnsi="Times New Roman" w:cs="Times New Roman"/>
         </w:rPr>
         <w:pict w14:anchorId="4AAA0AE1">
-          <v:rect id="_x0000_i1097" style="width:0;height:1.5pt" o:hralign="center" o:hrstd="t" o:hr="t" fillcolor="#a0a0a0" stroked="f"/>
+          <v:rect id="_x0000_i1031" style="width:0;height:1.5pt" o:hralign="center" o:hrstd="t" o:hr="t" fillcolor="#a0a0a0" stroked="f"/>
         </w:pict>
       </w:r>
     </w:p>
@@ -2483,7 +2572,19 @@
         <w:t>resilient and ethically sourced</w:t>
       </w:r>
       <w:r>
-        <w:t xml:space="preserve"> supply networks, Africa’s resource potential—coupled with infrastructure investments—offers a transformative opportunity to reshape global trade dynamics.</w:t>
+        <w:t xml:space="preserve"> supply networks, Africa’s resource potential</w:t>
+      </w:r>
+      <w:r>
+        <w:t xml:space="preserve"> </w:t>
+      </w:r>
+      <w:r>
+        <w:t>coupled with infrastructure investments</w:t>
+      </w:r>
+      <w:r>
+        <w:t xml:space="preserve"> </w:t>
+      </w:r>
+      <w:r>
+        <w:t>offers a transformative opportunity to reshape global trade dynamics.</w:t>
       </w:r>
     </w:p>
     <w:p>
@@ -2650,7 +2751,35 @@
           <w:rStyle w:val="Strong"/>
           <w:rFonts w:eastAsiaTheme="majorEastAsia"/>
         </w:rPr>
-        <w:t>localize 40% of key mineral processing—including lithium, cobalt, and nickel—by 2030</w:t>
+        <w:t>localize 40% of key mineral processing</w:t>
+      </w:r>
+      <w:r>
+        <w:rPr>
+          <w:rStyle w:val="Strong"/>
+          <w:rFonts w:eastAsiaTheme="majorEastAsia"/>
+        </w:rPr>
+        <w:t xml:space="preserve"> </w:t>
+      </w:r>
+      <w:r>
+        <w:rPr>
+          <w:rStyle w:val="Strong"/>
+          <w:rFonts w:eastAsiaTheme="majorEastAsia"/>
+        </w:rPr>
+        <w:t>including lithium, cobalt, and nickel</w:t>
+      </w:r>
+      <w:r>
+        <w:rPr>
+          <w:rStyle w:val="Strong"/>
+          <w:rFonts w:eastAsiaTheme="majorEastAsia"/>
+        </w:rPr>
+        <w:t xml:space="preserve"> </w:t>
+      </w:r>
+      <w:r>
+        <w:rPr>
+          <w:rStyle w:val="Strong"/>
+          <w:rFonts w:eastAsiaTheme="majorEastAsia"/>
+        </w:rPr>
+        <w:t>by 2030</w:t>
       </w:r>
       <w:r>
         <w:t xml:space="preserve">, reducing Europe's reliance on external suppliers and mitigating geopolitical risks. Beyond ensuring </w:t>
@@ -2815,7 +2944,35 @@
           <w:rStyle w:val="Strong"/>
           <w:rFonts w:eastAsiaTheme="majorEastAsia"/>
         </w:rPr>
-        <w:t>critical minerals—such as lithium and rare earth elements—could strengthen ethical procurement, streamline due diligence processes, and reinforce global supply chain integrity</w:t>
+        <w:t>critical minerals</w:t>
+      </w:r>
+      <w:r>
+        <w:rPr>
+          <w:rStyle w:val="Strong"/>
+          <w:rFonts w:eastAsiaTheme="majorEastAsia"/>
+        </w:rPr>
+        <w:t xml:space="preserve"> </w:t>
+      </w:r>
+      <w:r>
+        <w:rPr>
+          <w:rStyle w:val="Strong"/>
+          <w:rFonts w:eastAsiaTheme="majorEastAsia"/>
+        </w:rPr>
+        <w:t>such as lithium and rare earth elements</w:t>
+      </w:r>
+      <w:r>
+        <w:rPr>
+          <w:rStyle w:val="Strong"/>
+          <w:rFonts w:eastAsiaTheme="majorEastAsia"/>
+        </w:rPr>
+        <w:t xml:space="preserve"> </w:t>
+      </w:r>
+      <w:r>
+        <w:rPr>
+          <w:rStyle w:val="Strong"/>
+          <w:rFonts w:eastAsiaTheme="majorEastAsia"/>
+        </w:rPr>
+        <w:t>could strengthen ethical procurement, streamline due diligence processes, and reinforce global supply chain integrity</w:t>
       </w:r>
       <w:r>
         <w:t xml:space="preserve"> in an increasingly regulated trade environment.</w:t>
@@ -2863,14 +3020,7 @@
           <w:rStyle w:val="Strong"/>
           <w:rFonts w:eastAsiaTheme="majorEastAsia"/>
         </w:rPr>
-        <w:t>Ever stream</w:t>
-      </w:r>
-      <w:r>
-        <w:rPr>
-          <w:rStyle w:val="Strong"/>
-          <w:rFonts w:eastAsiaTheme="majorEastAsia"/>
-        </w:rPr>
-        <w:t xml:space="preserve"> AI leverage real-time trade data and machine learning models</w:t>
+        <w:t>Ever stream AI leverage real-time trade data and machine learning models</w:t>
       </w:r>
       <w:r>
         <w:t xml:space="preserve">, achieving </w:t>
@@ -2937,7 +3087,7 @@
           <w:rFonts w:ascii="Times New Roman" w:hAnsi="Times New Roman" w:cs="Times New Roman"/>
         </w:rPr>
         <w:pict w14:anchorId="78702DF4">
-          <v:rect id="_x0000_i1098" style="width:0;height:1.5pt" o:hralign="center" o:hrstd="t" o:hr="t" fillcolor="#a0a0a0" stroked="f"/>
+          <v:rect id="_x0000_i1032" style="width:0;height:1.5pt" o:hralign="center" o:hrstd="t" o:hr="t" fillcolor="#a0a0a0" stroked="f"/>
         </w:pict>
       </w:r>
     </w:p>
@@ -3013,7 +3163,31 @@
         <w:rPr>
           <w:rFonts w:ascii="Times New Roman" w:hAnsi="Times New Roman" w:cs="Times New Roman"/>
         </w:rPr>
-        <w:t xml:space="preserve"> Leveraging AI-driven analytics to anticipate and mitigate geopolitical risks—such as emerging disruptions in the Taiwan Strait—by continuously monitoring trade flows, regional tensions, and economic indicators.</w:t>
+        <w:t xml:space="preserve"> Leveraging AI-driven analytics to anticipate and mitigate geopolitical risks</w:t>
+      </w:r>
+      <w:r>
+        <w:rPr>
+          <w:rFonts w:ascii="Times New Roman" w:hAnsi="Times New Roman" w:cs="Times New Roman"/>
+        </w:rPr>
+        <w:t xml:space="preserve"> </w:t>
+      </w:r>
+      <w:r>
+        <w:rPr>
+          <w:rFonts w:ascii="Times New Roman" w:hAnsi="Times New Roman" w:cs="Times New Roman"/>
+        </w:rPr>
+        <w:t>such as emerging disruptions in the Taiwan Strait</w:t>
+      </w:r>
+      <w:r>
+        <w:rPr>
+          <w:rFonts w:ascii="Times New Roman" w:hAnsi="Times New Roman" w:cs="Times New Roman"/>
+        </w:rPr>
+        <w:t xml:space="preserve"> </w:t>
+      </w:r>
+      <w:r>
+        <w:rPr>
+          <w:rFonts w:ascii="Times New Roman" w:hAnsi="Times New Roman" w:cs="Times New Roman"/>
+        </w:rPr>
+        <w:t>by continuously monitoring trade flows, regional tensions, and economic indicators.</w:t>
       </w:r>
     </w:p>
     <w:p>
@@ -3063,20 +3237,64 @@
         <w:rPr>
           <w:rFonts w:ascii="Times New Roman" w:hAnsi="Times New Roman" w:cs="Times New Roman"/>
         </w:rPr>
-        <w:t xml:space="preserve"> Embedding responsible sourcing practices—such as blockchain verification for critical minerals—to ensure supply chains balance profitability with ethical responsibility, mitigating risks related to forced labor and environmental degradation.</w:t>
-      </w:r>
-    </w:p>
-    <w:p>
-      <w:pPr>
-        <w:rPr>
-          <w:rFonts w:ascii="Times New Roman" w:hAnsi="Times New Roman" w:cs="Times New Roman"/>
-        </w:rPr>
-      </w:pPr>
-      <w:r>
-        <w:rPr>
-          <w:rFonts w:ascii="Times New Roman" w:hAnsi="Times New Roman" w:cs="Times New Roman"/>
-        </w:rPr>
-        <w:t>Failure to implement these resilience-building measures could accelerate systemic vulnerabilities, leading to supply chain fragmentation, inflationary shocks, and heightened economic instability. In an era of geopolitical uncertainty, swift, data-driven coordination is not merely a competitive advantage—it is essential for the stability of global trade.</w:t>
+        <w:t xml:space="preserve"> Embedding responsible sourcing practices</w:t>
+      </w:r>
+      <w:r>
+        <w:rPr>
+          <w:rFonts w:ascii="Times New Roman" w:hAnsi="Times New Roman" w:cs="Times New Roman"/>
+        </w:rPr>
+        <w:t xml:space="preserve"> </w:t>
+      </w:r>
+      <w:r>
+        <w:rPr>
+          <w:rFonts w:ascii="Times New Roman" w:hAnsi="Times New Roman" w:cs="Times New Roman"/>
+        </w:rPr>
+        <w:t>such as blockchain verification for critical minerals</w:t>
+      </w:r>
+      <w:r>
+        <w:rPr>
+          <w:rFonts w:ascii="Times New Roman" w:hAnsi="Times New Roman" w:cs="Times New Roman"/>
+        </w:rPr>
+        <w:t xml:space="preserve"> </w:t>
+      </w:r>
+      <w:r>
+        <w:rPr>
+          <w:rFonts w:ascii="Times New Roman" w:hAnsi="Times New Roman" w:cs="Times New Roman"/>
+        </w:rPr>
+        <w:t>to ensure supply chains balance profitability with ethical responsibility, mitigating risks related to forced labor and environmental degradation.</w:t>
+      </w:r>
+    </w:p>
+    <w:p>
+      <w:pPr>
+        <w:rPr>
+          <w:rFonts w:ascii="Times New Roman" w:hAnsi="Times New Roman" w:cs="Times New Roman"/>
+        </w:rPr>
+      </w:pPr>
+      <w:r>
+        <w:rPr>
+          <w:rFonts w:ascii="Times New Roman" w:hAnsi="Times New Roman" w:cs="Times New Roman"/>
+        </w:rPr>
+        <w:t xml:space="preserve">Failure to implement these resilience-building measures could accelerate systemic vulnerabilities, leading to supply chain fragmentation, inflationary shocks, and heightened economic instability. In an era of geopolitical uncertainty, swift, data-driven coordination is not merely a competitive </w:t>
+      </w:r>
+      <w:proofErr w:type="gramStart"/>
+      <w:r>
+        <w:rPr>
+          <w:rFonts w:ascii="Times New Roman" w:hAnsi="Times New Roman" w:cs="Times New Roman"/>
+        </w:rPr>
+        <w:t>advantage</w:t>
+      </w:r>
+      <w:proofErr w:type="gramEnd"/>
+      <w:r>
+        <w:rPr>
+          <w:rFonts w:ascii="Times New Roman" w:hAnsi="Times New Roman" w:cs="Times New Roman"/>
+        </w:rPr>
+        <w:t xml:space="preserve"> </w:t>
+      </w:r>
+      <w:r>
+        <w:rPr>
+          <w:rFonts w:ascii="Times New Roman" w:hAnsi="Times New Roman" w:cs="Times New Roman"/>
+        </w:rPr>
+        <w:t>it is essential for the stability of global trade.</w:t>
       </w:r>
     </w:p>
     <w:p>
@@ -3090,7 +3308,7 @@
           <w:rFonts w:ascii="Times New Roman" w:hAnsi="Times New Roman" w:cs="Times New Roman"/>
         </w:rPr>
         <w:pict w14:anchorId="029FF024">
-          <v:rect id="_x0000_i1099" style="width:0;height:1.5pt" o:hralign="center" o:hrstd="t" o:hr="t" fillcolor="#a0a0a0" stroked="f"/>
+          <v:rect id="_x0000_i1033" style="width:0;height:1.5pt" o:hralign="center" o:hrstd="t" o:hr="t" fillcolor="#a0a0a0" stroked="f"/>
         </w:pict>
       </w:r>
     </w:p>
@@ -3389,7 +3607,7 @@
           <w:rFonts w:ascii="Times New Roman" w:hAnsi="Times New Roman" w:cs="Times New Roman"/>
         </w:rPr>
         <w:pict w14:anchorId="4CCC4A5A">
-          <v:rect id="_x0000_i1100" style="width:0;height:1.5pt" o:hralign="center" o:hrstd="t" o:hr="t" fillcolor="#a0a0a0" stroked="f"/>
+          <v:rect id="_x0000_i1034" style="width:0;height:1.5pt" o:hralign="center" o:hrstd="t" o:hr="t" fillcolor="#a0a0a0" stroked="f"/>
         </w:pict>
       </w:r>
     </w:p>
@@ -7654,6 +7872,7 @@
   <w:style w:type="character" w:default="1" w:styleId="DefaultParagraphFont">
     <w:name w:val="Default Paragraph Font"/>
     <w:uiPriority w:val="1"/>
+    <w:semiHidden/>
     <w:unhideWhenUsed/>
   </w:style>
   <w:style w:type="table" w:default="1" w:styleId="TableNormal">
